--- a/Paolo Fiol Resume 2026.docx
+++ b/Paolo Fiol Resume 2026.docx
@@ -1,6 +1,6 @@
 
 <file path=word/document.xml><?xml version="1.0" encoding="utf-8"?>
-<w:document xmlns:wpc="http://schemas.microsoft.com/office/word/2010/wordprocessingCanvas" xmlns:cx="http://schemas.microsoft.com/office/drawing/2014/chartex" xmlns:cx1="http://schemas.microsoft.com/office/drawing/2015/9/8/chartex" xmlns:cx2="http://schemas.microsoft.com/office/drawing/2015/10/21/chartex" xmlns:cx3="http://schemas.microsoft.com/office/drawing/2016/5/9/chartex" xmlns:cx4="http://schemas.microsoft.com/office/drawing/2016/5/10/chartex" xmlns:cx5="http://schemas.microsoft.com/office/drawing/2016/5/11/chartex" xmlns:cx6="http://schemas.microsoft.com/office/drawing/2016/5/12/chartex" xmlns:cx7="http://schemas.microsoft.com/office/drawing/2016/5/13/chartex" xmlns:cx8="http://schemas.microsoft.com/office/drawing/2016/5/14/chartex" xmlns:mc="http://schemas.openxmlformats.org/markup-compatibility/2006" xmlns:aink="http://schemas.microsoft.com/office/drawing/2016/ink" xmlns:am3d="http://schemas.microsoft.com/office/drawing/2017/model3d" xmlns:o="urn:schemas-microsoft-com:office:office" xmlns:oel="http://schemas.microsoft.com/office/2019/extlst" xmlns:r="http://schemas.openxmlformats.org/officeDocument/2006/relationships" xmlns:m="http://schemas.openxmlformats.org/officeDocument/2006/math" xmlns:v="urn:schemas-microsoft-com:vml" xmlns:wp14="http://schemas.microsoft.com/office/word/2010/wordprocessingDrawing" xmlns:wp="http://schemas.openxmlformats.org/drawingml/2006/wordprocessingDrawing" xmlns:w10="urn:schemas-microsoft-com:office:word" xmlns:w="http://schemas.openxmlformats.org/wordprocessingml/2006/main" xmlns:w14="http://schemas.microsoft.com/office/word/2010/wordml" xmlns:w15="http://schemas.microsoft.com/office/word/2012/wordml" xmlns:w16cex="http://schemas.microsoft.com/office/word/2018/wordml/cex" xmlns:w16cid="http://schemas.microsoft.com/office/word/2016/wordml/cid" xmlns:w16="http://schemas.microsoft.com/office/word/2018/wordml" xmlns:w16du="http://schemas.microsoft.com/office/word/2023/wordml/word16du" xmlns:w16sdtdh="http://schemas.microsoft.com/office/word/2020/wordml/sdtdatahash" xmlns:w16sdtfl="http://schemas.microsoft.com/office/word/2024/wordml/sdtformatlock" xmlns:w16se="http://schemas.microsoft.com/office/word/2015/wordml/symex" xmlns:wpg="http://schemas.microsoft.com/office/word/2010/wordprocessingGroup" xmlns:wpi="http://schemas.microsoft.com/office/word/2010/wordprocessingInk" xmlns:wne="http://schemas.microsoft.com/office/word/2006/wordml" xmlns:wps="http://schemas.microsoft.com/office/word/2010/wordprocessingShape" mc:Ignorable="w14 w15 w16se w16cid w16 w16cex w16sdtdh w16sdtfl w16du wp14">
+<w:document xmlns:wpc="http://schemas.microsoft.com/office/word/2010/wordprocessingCanvas" xmlns:cx="http://schemas.microsoft.com/office/drawing/2014/chartex" xmlns:cx1="http://schemas.microsoft.com/office/drawing/2015/9/8/chartex" xmlns:cx2="http://schemas.microsoft.com/office/drawing/2015/10/21/chartex" xmlns:cx3="http://schemas.microsoft.com/office/drawing/2016/5/9/chartex" xmlns:cx4="http://schemas.microsoft.com/office/drawing/2016/5/10/chartex" xmlns:cx5="http://schemas.microsoft.com/office/drawing/2016/5/11/chartex" xmlns:cx6="http://schemas.microsoft.com/office/drawing/2016/5/12/chartex" xmlns:cx7="http://schemas.microsoft.com/office/drawing/2016/5/13/chartex" xmlns:cx8="http://schemas.microsoft.com/office/drawing/2016/5/14/chartex" xmlns:mc="http://schemas.openxmlformats.org/markup-compatibility/2006" xmlns:aink="http://schemas.microsoft.com/office/drawing/2016/ink" xmlns:am3d="http://schemas.microsoft.com/office/drawing/2017/model3d" xmlns:o="urn:schemas-microsoft-com:office:office" xmlns:oel="http://schemas.microsoft.com/office/2019/extlst" xmlns:r="http://schemas.openxmlformats.org/officeDocument/2006/relationships" xmlns:m="http://schemas.openxmlformats.org/officeDocument/2006/math" xmlns:v="urn:schemas-microsoft-com:vml" xmlns:wp14="http://schemas.microsoft.com/office/word/2010/wordprocessingDrawing" xmlns:wp="http://schemas.openxmlformats.org/drawingml/2006/wordprocessingDrawing" xmlns:w10="urn:schemas-microsoft-com:office:word" xmlns:w="http://schemas.openxmlformats.org/wordprocessingml/2006/main" xmlns:w14="http://schemas.microsoft.com/office/word/2010/wordml" xmlns:w15="http://schemas.microsoft.com/office/word/2012/wordml" xmlns:w16cex="http://schemas.microsoft.com/office/word/2018/wordml/cex" xmlns:w16cid="http://schemas.microsoft.com/office/word/2016/wordml/cid" xmlns:w16="http://schemas.microsoft.com/office/word/2018/wordml" xmlns:w16du="http://schemas.microsoft.com/office/word/2023/wordml/word16du" xmlns:w16sdtdh="http://schemas.microsoft.com/office/word/2020/wordml/sdtdatahash" xmlns:w16sdtfl="http://schemas.microsoft.com/office/word/2024/wordml/sdtformatlock" xmlns:w16se="http://schemas.microsoft.com/office/word/2015/wordml/symex" xmlns:wpg="http://schemas.microsoft.com/office/word/2010/wordprocessingGroup" xmlns:wpi="http://schemas.microsoft.com/office/word/2010/wordprocessingInk" xmlns:wne="http://schemas.microsoft.com/office/word/2006/wordml" xmlns:wps="http://schemas.microsoft.com/office/word/2010/wordprocessingShape" xmlns:a="http://schemas.openxmlformats.org/drawingml/2006/main" mc:Ignorable="w14 w15 w16se w16cid w16 w16cex w16sdtdh w16sdtfl w16du wp14">
   <w:body>
     <w:p>
       <w:pPr>
@@ -84,36 +84,12 @@
         </w:rPr>
         <w:t xml:space="preserve"> </w:t>
       </w:r>
-      <w:hyperlink r:id="rId5" w:history="1">
+      <w:hyperlink w:history="1" r:id="rId5">
         <w:r>
           <w:rPr>
             <w:rStyle w:val="Hyperlink"/>
           </w:rPr>
-          <w:t>https://</w:t>
-        </w:r>
-        <w:r>
-          <w:rPr>
-            <w:rStyle w:val="Hyperlink"/>
-          </w:rPr>
-          <w:t>pao</w:t>
-        </w:r>
-        <w:r>
-          <w:rPr>
-            <w:rStyle w:val="Hyperlink"/>
-          </w:rPr>
-          <w:t>l</w:t>
-        </w:r>
-        <w:r>
-          <w:rPr>
-            <w:rStyle w:val="Hyperlink"/>
-          </w:rPr>
-          <w:t>ofiol.com</w:t>
-        </w:r>
-        <w:r>
-          <w:rPr>
-            <w:rStyle w:val="Hyperlink"/>
-          </w:rPr>
-          <w:t>/</w:t>
+          <w:t>https://paolofiol.com/</w:t>
         </w:r>
       </w:hyperlink>
     </w:p>
@@ -127,11 +103,11 @@
     <w:p>
       <w:pPr>
         <w:pStyle w:val="BodyText"/>
-        <w:spacing w:before="0" w:line="360" w:lineRule="auto"/>
+        <w:spacing w:before="0"/>
         <w:ind w:left="0" w:firstLine="0"/>
       </w:pPr>
       <w:r>
-        <w:t>Full-Stack Software Developer with 3+ years of experience building production web and mobile SaaS applications, AI-powered tools, and subscription-based products. Proficient in TypeScript, React/Next.js, React Native/Expo, PostgreSQL/Supabase, and LLM integrations with Google Gemini and OpenAI.</w:t>
+        <w:t>Software Engineer with 3+ years of experience building production SaaS and AI-driven automation. Recent work spans browser automation agents (TypeScript, Playwright) for healthcare EHR workflows on AWS, LLM integration with Amazon Bedrock, Gemini, and OpenAI, and full-stack development with React/Next.js and PostgreSQL. Focused on reliable, auditable systems in regulated environments.</w:t>
       </w:r>
     </w:p>
     <w:p>
@@ -235,8 +211,8 @@
             </w:drawing>
           </mc:Choice>
           <mc:Fallback>
-            <w:pict>
-              <v:shape w14:anchorId="11BFFB0A" id="Graphic 1" o:spid="_x0000_s1026" style="position:absolute;margin-left:36pt;margin-top:8.1pt;width:540pt;height:.1pt;z-index:15728640;visibility:visible;mso-wrap-style:square;mso-wrap-distance-left:0;mso-wrap-distance-top:0;mso-wrap-distance-right:0;mso-wrap-distance-bottom:0;mso-position-horizontal:absolute;mso-position-horizontal-relative:page;mso-position-vertical:absolute;mso-position-vertical-relative:text;v-text-anchor:top" coordsize="6858000,1270" o:gfxdata="UEsDBBQABgAIAAAAIQC2gziS/gAAAOEBAAATAAAAW0NvbnRlbnRfVHlwZXNdLnhtbJSRQU7DMBBF 90jcwfIWJU67QAgl6YK0S0CoHGBkTxKLZGx5TGhvj5O2G0SRWNoz/78nu9wcxkFMGNg6quQqL6RA 0s5Y6ir5vt9lD1JwBDIwOMJKHpHlpr69KfdHjyxSmriSfYz+USnWPY7AufNIadK6MEJMx9ApD/oD OlTrorhX2lFEilmcO2RdNtjC5xDF9pCuTyYBB5bi6bQ4syoJ3g9WQ0ymaiLzg5KdCXlKLjvcW893 SUOqXwnz5DrgnHtJTxOsQfEKIT7DmDSUCaxw7Rqn8787ZsmRM9e2VmPeBN4uqYvTtW7jvijg9N/y JsXecLq0q+WD6m8AAAD//wMAUEsDBBQABgAIAAAAIQA4/SH/1gAAAJQBAAALAAAAX3JlbHMvLnJl bHOkkMFqwzAMhu+DvYPRfXGawxijTi+j0GvpHsDYimMaW0Yy2fr2M4PBMnrbUb/Q94l/f/hMi1qR JVI2sOt6UJgd+ZiDgffL8ekFlFSbvV0oo4EbChzGx4f9GRdb25HMsYhqlCwG5lrLq9biZkxWOiqY 22YiTra2kYMu1l1tQD30/bPm3wwYN0x18gb45AdQl1tp5j/sFB2T0FQ7R0nTNEV3j6o9feQzro1i OWA14Fm+Q8a1a8+Bvu/d/dMb2JY5uiPbhG/ktn4cqGU/er3pcvwCAAD//wMAUEsDBBQABgAIAAAA IQBiqm/qDgIAAFwEAAAOAAAAZHJzL2Uyb0RvYy54bWysVFGL2zAMfh/sPxi/r0kLu5XQ9BhXbgyO 28F17Nl1nCbMsTzJbdp/P9lp0u72NpYHI1ufpU/65KzuT50VR4PUgivlfJZLYZyGqnX7Un7fPn5Y SkFBuUpZcKaUZ0Pyfv3+3ar3hVlAA7YyKDiIo6L3pWxC8EWWkW5Mp2gG3jh21oCdCrzFfVah6jl6 Z7NFnt9lPWDlEbQh4tPN4JTrFL+ujQ7f6ppMELaUzC2kFdO6i2u2Xqlij8o3rb7QUP/AolOt46RT qI0KShyw/StU12oEgjrMNHQZ1HWrTaqBq5nnb6p5bZQ3qRZuDvmpTfT/wurn46t/wUid/BPon8Qd yXpPxeSJG7pgTjV2EcvExSl18Tx10ZyC0Hx4t/y4zHNutmbffPEpNTlTxXhXHyh8MZDiqOMThUGD arRUM1r65EYTWcmooU0aBilYQ5SCNdwNGnoV4r1ILpqivxKJZx0czRaSN7xhztSuXutuUVMpY5WM HRBsxDTcq8FIqdm+Lc66yCJ2IE+zQWDb6rG1NtIg3O8eLIqjipOZvlgIh/gD5pHCRlEz4JLrArPu ItSgTVRpB9X5BUXP41xK+nVQaKSwXx3PS5z90cDR2I0GBvsA6YWkDnHO7emHQi9i+lIGlvYZxmlU xaharH3CxpsOPh8C1G2UNA3RwOiy4RFOBV6eW3wjt/uEuv4U1r8BAAD//wMAUEsDBBQABgAIAAAA IQAFB3Yd3gAAAAkBAAAPAAAAZHJzL2Rvd25yZXYueG1sTI/BTsMwEETvSP0Ha5G4UScRBBTiVFVV LkRUaoEDt228JFHjdRS7bejX45zKcd+MZmfyxWg6caLBtZYVxPMIBHFldcu1gs+P1/tnEM4ja+ws k4JfcrAoZjc5ZtqeeUunna9FCGGXoYLG+z6T0lUNGXRz2xMH7ccOBn04h1rqAc8h3HQyiaJUGmw5 fGiwp1VD1WF3NApwk15Kt34z6+XlK/k+vJcY61Kpu9tx+QLC0+ivZpjqh+pQhE57e2TtRKfgKQlT fOBpAmLS48eJ7CfyALLI5f8FxR8AAAD//wMAUEsBAi0AFAAGAAgAAAAhALaDOJL+AAAA4QEAABMA AAAAAAAAAAAAAAAAAAAAAFtDb250ZW50X1R5cGVzXS54bWxQSwECLQAUAAYACAAAACEAOP0h/9YA AACUAQAACwAAAAAAAAAAAAAAAAAvAQAAX3JlbHMvLnJlbHNQSwECLQAUAAYACAAAACEAYqpv6g4C AABcBAAADgAAAAAAAAAAAAAAAAAuAgAAZHJzL2Uyb0RvYy54bWxQSwECLQAUAAYACAAAACEABQd2 Hd4AAAAJAQAADwAAAAAAAAAAAAAAAABoBAAAZHJzL2Rvd25yZXYueG1sUEsFBgAAAAAEAAQA8wAA AHMFAAAAAA== " path="m,l6858000,e" filled="f" strokeweight="1pt">
+            <w:pict w14:anchorId="73417B7B">
+              <v:shape id="Graphic 1" style="position:absolute;margin-left:36pt;margin-top:8.1pt;width:540pt;height:.1pt;z-index:15728640;visibility:visible;mso-wrap-style:square;mso-wrap-distance-left:0;mso-wrap-distance-top:0;mso-wrap-distance-right:0;mso-wrap-distance-bottom:0;mso-position-horizontal:absolute;mso-position-horizontal-relative:page;mso-position-vertical:absolute;mso-position-vertical-relative:text;v-text-anchor:top" coordsize="6858000,1270" o:spid="_x0000_s1026" filled="f" strokeweight="1pt" path="m,l6858000,e" o:gfxdata="UEsDBBQABgAIAAAAIQC2gziS/gAAAOEBAAATAAAAW0NvbnRlbnRfVHlwZXNdLnhtbJSRQU7DMBBF 90jcwfIWJU67QAgl6YK0S0CoHGBkTxKLZGx5TGhvj5O2G0SRWNoz/78nu9wcxkFMGNg6quQqL6RA 0s5Y6ir5vt9lD1JwBDIwOMJKHpHlpr69KfdHjyxSmriSfYz+USnWPY7AufNIadK6MEJMx9ApD/oD OlTrorhX2lFEilmcO2RdNtjC5xDF9pCuTyYBB5bi6bQ4syoJ3g9WQ0ymaiLzg5KdCXlKLjvcW893 SUOqXwnz5DrgnHtJTxOsQfEKIT7DmDSUCaxw7Rqn8787ZsmRM9e2VmPeBN4uqYvTtW7jvijg9N/y JsXecLq0q+WD6m8AAAD//wMAUEsDBBQABgAIAAAAIQA4/SH/1gAAAJQBAAALAAAAX3JlbHMvLnJl bHOkkMFqwzAMhu+DvYPRfXGawxijTi+j0GvpHsDYimMaW0Yy2fr2M4PBMnrbUb/Q94l/f/hMi1qR JVI2sOt6UJgd+ZiDgffL8ekFlFSbvV0oo4EbChzGx4f9GRdb25HMsYhqlCwG5lrLq9biZkxWOiqY 22YiTra2kYMu1l1tQD30/bPm3wwYN0x18gb45AdQl1tp5j/sFB2T0FQ7R0nTNEV3j6o9feQzro1i OWA14Fm+Q8a1a8+Bvu/d/dMb2JY5uiPbhG/ktn4cqGU/er3pcvwCAAD//wMAUEsDBBQABgAIAAAA IQBiqm/qDgIAAFwEAAAOAAAAZHJzL2Uyb0RvYy54bWysVFGL2zAMfh/sPxi/r0kLu5XQ9BhXbgyO 28F17Nl1nCbMsTzJbdp/P9lp0u72NpYHI1ufpU/65KzuT50VR4PUgivlfJZLYZyGqnX7Un7fPn5Y SkFBuUpZcKaUZ0Pyfv3+3ar3hVlAA7YyKDiIo6L3pWxC8EWWkW5Mp2gG3jh21oCdCrzFfVah6jl6 Z7NFnt9lPWDlEbQh4tPN4JTrFL+ujQ7f6ppMELaUzC2kFdO6i2u2Xqlij8o3rb7QUP/AolOt46RT qI0KShyw/StU12oEgjrMNHQZ1HWrTaqBq5nnb6p5bZQ3qRZuDvmpTfT/wurn46t/wUid/BPon8Qd yXpPxeSJG7pgTjV2EcvExSl18Tx10ZyC0Hx4t/y4zHNutmbffPEpNTlTxXhXHyh8MZDiqOMThUGD arRUM1r65EYTWcmooU0aBilYQ5SCNdwNGnoV4r1ILpqivxKJZx0czRaSN7xhztSuXutuUVMpY5WM HRBsxDTcq8FIqdm+Lc66yCJ2IE+zQWDb6rG1NtIg3O8eLIqjipOZvlgIh/gD5pHCRlEz4JLrArPu ItSgTVRpB9X5BUXP41xK+nVQaKSwXx3PS5z90cDR2I0GBvsA6YWkDnHO7emHQi9i+lIGlvYZxmlU xaharH3CxpsOPh8C1G2UNA3RwOiy4RFOBV6eW3wjt/uEuv4U1r8BAAD//wMAUEsDBBQABgAIAAAA IQAFB3Yd3gAAAAkBAAAPAAAAZHJzL2Rvd25yZXYueG1sTI/BTsMwEETvSP0Ha5G4UScRBBTiVFVV LkRUaoEDt228JFHjdRS7bejX45zKcd+MZmfyxWg6caLBtZYVxPMIBHFldcu1gs+P1/tnEM4ja+ws k4JfcrAoZjc5ZtqeeUunna9FCGGXoYLG+z6T0lUNGXRz2xMH7ccOBn04h1rqAc8h3HQyiaJUGmw5 fGiwp1VD1WF3NApwk15Kt34z6+XlK/k+vJcY61Kpu9tx+QLC0+ivZpjqh+pQhE57e2TtRKfgKQlT fOBpAmLS48eJ7CfyALLI5f8FxR8AAAD//wMAUEsBAi0AFAAGAAgAAAAhALaDOJL+AAAA4QEAABMA AAAAAAAAAAAAAAAAAAAAAFtDb250ZW50X1R5cGVzXS54bWxQSwECLQAUAAYACAAAACEAOP0h/9YA AACUAQAACwAAAAAAAAAAAAAAAAAvAQAAX3JlbHMvLnJlbHNQSwECLQAUAAYACAAAACEAYqpv6g4C AABcBAAADgAAAAAAAAAAAAAAAAAuAgAAZHJzL2Uyb0RvYy54bWxQSwECLQAUAAYACAAAACEABQd2 Hd4AAAAJAQAADwAAAAAAAAAAAAAAAABoBAAAZHJzL2Rvd25yZXYueG1sUEsFBgAAAAAEAAQA8wAA AHMFAAAAAA== " w14:anchorId="11BFFB0A">
                 <v:path arrowok="t"/>
                 <w10:wrap anchorx="page"/>
               </v:shape>
@@ -256,33 +232,45 @@
           <w:sz w:val="21"/>
         </w:rPr>
         <w:tab/>
+      </w:r>
+      <w:r>
+        <w:rPr>
+          <w:sz w:val="21"/>
+        </w:rPr>
         <w:t>March 2026 – Present</w:t>
       </w:r>
     </w:p>
-    <w:p>
-      <w:pPr>
+    <w:p xmlns:wp14="http://schemas.microsoft.com/office/word/2010/wordml" wp14:textId="77777777">
+      <w:pPr>
+        <w:tabs>
+          <w:tab w:val="right" w:pos="9360"/>
+        </w:tabs>
         <w:spacing w:before="20"/>
         <w:rPr>
           <w:sz w:val="21"/>
         </w:rPr>
       </w:pPr>
       <w:r>
-        <w:t xml:space="preserve">Resume Reframe - </w:t>
-      </w:r>
-      <w:hyperlink r:id="rId6" w:history="1">
-        <w:r>
-          <w:rPr>
-            <w:rStyle w:val="Hyperlink"/>
-            <w:sz w:val="21"/>
-          </w:rPr>
-          <w:t>https://resume-reframe.com/</w:t>
-        </w:r>
-      </w:hyperlink>
-      <w:r>
-        <w:t xml:space="preserve"> </w:t>
+        <w:rPr>
+          <w:bCs/>
+          <w:sz w:val="21"/>
+        </w:rPr>
+        <w:t xml:space="preserve">Beacon Health — EHR Browser Automation Agent (Contract)</w:t>
+      </w:r>
+      <w:r>
+        <w:rPr>
+          <w:sz w:val="21"/>
+        </w:rPr>
+        <w:tab/>
+      </w:r>
+      <w:r>
+        <w:rPr>
+          <w:sz w:val="21"/>
+        </w:rPr>
+        <w:t>Aug 2026</w:t>
       </w:r>
     </w:p>
-    <w:p>
+    <w:p xmlns:wp14="http://schemas.microsoft.com/office/word/2010/wordml" wp14:textId="32A6EF1B">
       <w:pPr>
         <w:pStyle w:val="ListParagraph"/>
         <w:numPr>
@@ -295,28 +283,18 @@
         <w:ind w:left="269" w:hanging="269"/>
         <w:rPr>
           <w:sz w:val="21"/>
-        </w:rPr>
-      </w:pPr>
-      <w:r>
-        <w:rPr>
-          <w:sz w:val="21"/>
-        </w:rPr>
-        <w:t>Built and deployed a full-stack, AI-powered resume tailoring SaaS with Next.js 15, PostgreSQL,</w:t>
-      </w:r>
-      <w:r>
-        <w:rPr>
-          <w:sz w:val="21"/>
-        </w:rPr>
-        <w:t xml:space="preserve"> and</w:t>
-      </w:r>
-      <w:r>
-        <w:rPr>
-          <w:sz w:val="21"/>
-        </w:rPr>
-        <w:t xml:space="preserve"> Drizzle ORM, integrating Google Gemini to generate job-specific resumes and cover letters from pasted job descriptions</w:t>
+          <w:szCs w:val="21"/>
+        </w:rPr>
+      </w:pPr>
+      <w:r>
+        <w:rPr>
+          <w:sz w:val="21"/>
+          <w:szCs w:val="21"/>
+        </w:rPr>
+        <w:t xml:space="preserve">Built a browser automation agent (TypeScript, Playwright, Node) on AWS EC2 via Systems Manager that runs a clinical pre-charting workflow end to end in an EHR — reading chart data, populating a visit-note template, and drafting a patient letter </w:t>
       </w:r>
     </w:p>
-    <w:p>
+    <w:p xmlns:wp14="http://schemas.microsoft.com/office/word/2010/wordml" wp14:textId="77777777">
       <w:pPr>
         <w:pStyle w:val="ListParagraph"/>
         <w:numPr>
@@ -335,77 +313,10 @@
         <w:rPr>
           <w:sz w:val="21"/>
         </w:rPr>
-        <w:t xml:space="preserve">Implemented email/password and Google OAuth authentication, an application-tracking dashboard, .docx export, and .pdf/.docx resume upload parsing, with per-user rate limiting via </w:t>
-      </w:r>
-      <w:proofErr w:type="spellStart"/>
-      <w:r>
-        <w:rPr>
-          <w:sz w:val="21"/>
-        </w:rPr>
-        <w:t>Upstash</w:t>
-      </w:r>
-      <w:proofErr w:type="spellEnd"/>
-      <w:r>
-        <w:rPr>
-          <w:sz w:val="21"/>
-        </w:rPr>
-        <w:t xml:space="preserve"> Redis</w:t>
-      </w:r>
-      <w:r>
-        <w:rPr>
-          <w:sz w:val="21"/>
-        </w:rPr>
-        <w:t xml:space="preserve"> and subscription billing via Stripe</w:t>
+        <w:t xml:space="preserve">Diagnosed a silent data-integrity failure caused by lazily loaded chart content and added provenance logging recording the source of every extracted value, making runs auditable after the fact</w:t>
       </w:r>
     </w:p>
-    <w:p>
-      <w:pPr>
-        <w:tabs>
-          <w:tab w:val="left" w:pos="269"/>
-        </w:tabs>
-        <w:rPr>
-          <w:sz w:val="21"/>
-        </w:rPr>
-      </w:pPr>
-    </w:p>
-    <w:p>
-      <w:pPr>
-        <w:spacing w:before="20"/>
-        <w:rPr>
-          <w:sz w:val="21"/>
-        </w:rPr>
-      </w:pPr>
-      <w:r>
-        <w:rPr>
-          <w:bCs/>
-        </w:rPr>
-        <w:t>Our Story</w:t>
-      </w:r>
-      <w:r>
-        <w:t xml:space="preserve"> - </w:t>
-      </w:r>
-      <w:hyperlink r:id="rId7" w:history="1">
-        <w:r>
-          <w:rPr>
-            <w:rStyle w:val="Hyperlink"/>
-          </w:rPr>
-          <w:t>https://www.oursto</w:t>
-        </w:r>
-        <w:r>
-          <w:rPr>
-            <w:rStyle w:val="Hyperlink"/>
-          </w:rPr>
-          <w:t>r</w:t>
-        </w:r>
-        <w:r>
-          <w:rPr>
-            <w:rStyle w:val="Hyperlink"/>
-          </w:rPr>
-          <w:t>y.one/</w:t>
-        </w:r>
-      </w:hyperlink>
-    </w:p>
-    <w:p>
+    <w:p xmlns:wp14="http://schemas.microsoft.com/office/word/2010/wordml" wp14:textId="77777777">
       <w:pPr>
         <w:pStyle w:val="ListParagraph"/>
         <w:numPr>
@@ -421,7 +332,43 @@
         </w:rPr>
       </w:pPr>
       <w:r>
-        <w:t>Launched Our Story, a production couples SaaS and Android app on Google Play, using Next.js, React Native/Expo, Supabase/PostgreSQL, Stripe, Google Play Billing, and Vercel</w:t>
+        <w:rPr>
+          <w:sz w:val="21"/>
+        </w:rPr>
+        <w:t xml:space="preserve">Benchmarked three automation frameworks and documented spin-up times, failure modes, and safety guardrails (draft-only writes, identity verification, constrained model output) to guide platform adoption</w:t>
+      </w:r>
+    </w:p>
+    <w:p xmlns:wp14="http://schemas.microsoft.com/office/word/2010/wordml" wp14:textId="77777777">
+      <w:pPr>
+        <w:tabs>
+          <w:tab w:val="left" w:pos="269"/>
+        </w:tabs>
+        <w:rPr>
+          <w:sz w:val="21"/>
+        </w:rPr>
+      </w:pPr>
+    </w:p>
+    <w:p>
+      <w:pPr>
+        <w:spacing w:before="20"/>
+        <w:rPr>
+          <w:sz w:val="21"/>
+        </w:rPr>
+      </w:pPr>
+      <w:r>
+        <w:t xml:space="preserve">Resume Reframe - </w:t>
+      </w:r>
+      <w:hyperlink w:history="1" r:id="rId6">
+        <w:r>
+          <w:rPr>
+            <w:rStyle w:val="Hyperlink"/>
+            <w:sz w:val="21"/>
+          </w:rPr>
+          <w:t>https://resume-reframe.com/</w:t>
+        </w:r>
+      </w:hyperlink>
+      <w:r>
+        <w:t xml:space="preserve"> </w:t>
       </w:r>
     </w:p>
     <w:p>
@@ -440,7 +387,10 @@
         </w:rPr>
       </w:pPr>
       <w:r>
-        <w:t>Built secure partner workspaces with Google OAuth/email auth, Supabase Row Level Security, private storage, partner invites, subscription gating, and synchronized web/mobile data access</w:t>
+        <w:rPr>
+          <w:sz w:val="21"/>
+        </w:rPr>
+        <w:t xml:space="preserve">Built and deployed a full-stack, AI-powered resume tailoring SaaS with Next.js 15, PostgreSQL, and Drizzle ORM, integrating Google Gemini to generate job-specific resumes and cover letters from pasted job descriptions</w:t>
       </w:r>
     </w:p>
     <w:p>
@@ -459,7 +409,10 @@
         </w:rPr>
       </w:pPr>
       <w:r>
-        <w:t>Implemented high-engagement features including multi-photo timelines, comments/reactions, shared plans, countdowns, daily questions, push notifications, and a private messenger with replies, read receipts, unsend, voice/file uploads, view-once media, and streaks</w:t>
+        <w:rPr>
+          <w:sz w:val="21"/>
+        </w:rPr>
+        <w:t xml:space="preserve">Implemented email/password and Google OAuth authentication, an application-tracking dashboard, .docx export, and .pdf/.docx resume upload parsing, with per-user rate limiting via Upstash Redis and subscription billing via Stripe</w:t>
       </w:r>
     </w:p>
     <w:p>
@@ -525,6 +478,11 @@
           <w:sz w:val="21"/>
         </w:rPr>
         <w:tab/>
+      </w:r>
+      <w:r>
+        <w:rPr>
+          <w:sz w:val="21"/>
+        </w:rPr>
         <w:t>July</w:t>
       </w:r>
       <w:r>
@@ -540,7 +498,7 @@
         </w:rPr>
         <w:t xml:space="preserve">2022 </w:t>
       </w:r>
-      <w:hyperlink r:id="rId8" w:anchor="wiki_dates">
+      <w:hyperlink w:anchor="wiki_dates" r:id="rId8">
         <w:r>
           <w:rPr>
             <w:sz w:val="21"/>
@@ -1203,29 +1161,6 @@
         <w:rPr>
           <w:sz w:val="21"/>
         </w:rPr>
-        <w:t>Debugged code to identify and resolve the root cause of issues, enhancing software reliability</w:t>
-      </w:r>
-    </w:p>
-    <w:p>
-      <w:pPr>
-        <w:pStyle w:val="ListParagraph"/>
-        <w:numPr>
-          <w:ilvl w:val="0"/>
-          <w:numId w:val="1"/>
-        </w:numPr>
-        <w:tabs>
-          <w:tab w:val="left" w:pos="269"/>
-        </w:tabs>
-        <w:spacing w:before="129"/>
-        <w:ind w:left="269" w:hanging="269"/>
-        <w:rPr>
-          <w:sz w:val="21"/>
-        </w:rPr>
-      </w:pPr>
-      <w:r>
-        <w:rPr>
-          <w:sz w:val="21"/>
-        </w:rPr>
         <w:t>Mentored</w:t>
       </w:r>
       <w:r>
@@ -1359,7 +1294,7 @@
         <w:pStyle w:val="Heading1"/>
         <w:spacing w:before="0"/>
       </w:pPr>
-      <w:hyperlink r:id="rId9" w:anchor="wiki_skills">
+      <w:hyperlink w:anchor="wiki_skills" r:id="rId9">
         <w:r>
           <w:rPr>
             <w:spacing w:val="-2"/>
@@ -1370,7 +1305,7 @@
     </w:p>
     <w:p>
       <w:pPr>
-        <w:spacing w:before="167" w:line="360" w:lineRule="auto"/>
+        <w:spacing w:before="167"/>
         <w:rPr>
           <w:sz w:val="21"/>
         </w:rPr>
@@ -1382,7 +1317,7 @@
         <w:t xml:space="preserve">Programming Languages: </w:t>
       </w:r>
       <w:r>
-        <w:t xml:space="preserve">JavaScript, TypeScript, Java, C++, Python, SQL, PostgreSQL, HTML, CSS, NoSQL </w:t>
+        <w:t xml:space="preserve">TypeScript, JavaScript, Python, Java, C++, SQL, PostgreSQL, HTML, CSS </w:t>
       </w:r>
       <w:r>
         <w:br/>
@@ -1394,7 +1329,7 @@
         <w:t xml:space="preserve">Frameworks / Libraries: </w:t>
       </w:r>
       <w:r>
-        <w:t xml:space="preserve">React, React Native, Angular, Next.js, Expo, OAuth, Tailwind CSS, Drizzle ORM </w:t>
+        <w:t xml:space="preserve">React, Next.js, React Native, Angular, Playwright, Node.js, Express, OAuth, Tailwind CSS, Drizzle ORM </w:t>
       </w:r>
       <w:r>
         <w:br/>
@@ -1406,7 +1341,7 @@
         <w:t xml:space="preserve">Tools / Platforms: </w:t>
       </w:r>
       <w:r>
-        <w:t xml:space="preserve">Node.js, Supabase, Vercel, Expo EAS, Stripe, Google Play, Docker, Git, Azure DevOps, Postman, Redis </w:t>
+        <w:t xml:space="preserve">AWS (EC2, IAM, SSM, Bedrock), Linux, Docker, Git, Supabase, Vercel, Stripe, Azure DevOps, Postman, Redis </w:t>
       </w:r>
       <w:r>
         <w:br/>
@@ -1418,14 +1353,14 @@
         <w:t xml:space="preserve">AI Tools: </w:t>
       </w:r>
       <w:r>
-        <w:t>Google Gemini, OpenAI API, Codex, Claude Code, Copilot, LLM Integration, Prompt Engineering</w:t>
+        <w:t>Amazon Bedrock, Claude, Google Gemini, OpenAI API, Claude Code, Codex, Copilot, LLM integration, prompt engineering, agentic &amp; browser-use automation, structured output validation</w:t>
       </w:r>
     </w:p>
     <w:p>
       <w:pPr>
         <w:pStyle w:val="Heading1"/>
       </w:pPr>
-      <w:hyperlink r:id="rId10" w:anchor="wiki_education">
+      <w:hyperlink w:anchor="wiki_education" r:id="rId10">
         <w:r>
           <w:rPr>
             <w:spacing w:val="-2"/>
@@ -1453,7 +1388,7 @@
         <mc:AlternateContent>
           <mc:Choice Requires="wps">
             <w:drawing>
-              <wp:anchor distT="0" distB="0" distL="0" distR="0" simplePos="0" relativeHeight="15730176" behindDoc="0" locked="0" layoutInCell="1" allowOverlap="1" wp14:anchorId="61024BAD" wp14:editId="301E1426">
+              <wp:anchor distT="0" distB="0" distL="0" distR="0" simplePos="0" relativeHeight="15730176" behindDoc="0" locked="0" layoutInCell="1" allowOverlap="1" wp14:anchorId="61024BAD" wp14:editId="4157F6A8">
                 <wp:simplePos x="0" y="0"/>
                 <wp:positionH relativeFrom="page">
                   <wp:posOffset>457200</wp:posOffset>
@@ -1469,8 +1404,8 @@
                   <a:graphicFrameLocks xmlns:a="http://schemas.openxmlformats.org/drawingml/2006/main"/>
                 </wp:cNvGraphicFramePr>
                 <a:graphic xmlns:a="http://schemas.openxmlformats.org/drawingml/2006/main">
-                  <a:graphicData uri="http://schemas.microsoft.com/office/word/2010/wordprocessingShape">
-                    <wps:wsp>
+                  <a:graphicData xmlns:a="http://schemas.openxmlformats.org/drawingml/2006/main" uri="http://schemas.microsoft.com/office/word/2010/wordprocessingShape">
+                    <wps:wsp xmlns:wps="http://schemas.microsoft.com/office/word/2010/wordprocessingShape">
                       <wps:cNvSpPr>
                         <a:spLocks/>
                       </wps:cNvSpPr>
@@ -1516,8 +1451,8 @@
             </w:drawing>
           </mc:Choice>
           <mc:Fallback>
-            <w:pict>
-              <v:shape w14:anchorId="210CF18F" id="Graphic 4" o:spid="_x0000_s1026" style="position:absolute;margin-left:36pt;margin-top:7.85pt;width:540pt;height:.1pt;z-index:15730176;visibility:visible;mso-wrap-style:square;mso-wrap-distance-left:0;mso-wrap-distance-top:0;mso-wrap-distance-right:0;mso-wrap-distance-bottom:0;mso-position-horizontal:absolute;mso-position-horizontal-relative:page;mso-position-vertical:absolute;mso-position-vertical-relative:text;v-text-anchor:top" coordsize="6858000,1270" o:gfxdata="UEsDBBQABgAIAAAAIQC2gziS/gAAAOEBAAATAAAAW0NvbnRlbnRfVHlwZXNdLnhtbJSRQU7DMBBF 90jcwfIWJU67QAgl6YK0S0CoHGBkTxKLZGx5TGhvj5O2G0SRWNoz/78nu9wcxkFMGNg6quQqL6RA 0s5Y6ir5vt9lD1JwBDIwOMJKHpHlpr69KfdHjyxSmriSfYz+USnWPY7AufNIadK6MEJMx9ApD/oD OlTrorhX2lFEilmcO2RdNtjC5xDF9pCuTyYBB5bi6bQ4syoJ3g9WQ0ymaiLzg5KdCXlKLjvcW893 SUOqXwnz5DrgnHtJTxOsQfEKIT7DmDSUCaxw7Rqn8787ZsmRM9e2VmPeBN4uqYvTtW7jvijg9N/y JsXecLq0q+WD6m8AAAD//wMAUEsDBBQABgAIAAAAIQA4/SH/1gAAAJQBAAALAAAAX3JlbHMvLnJl bHOkkMFqwzAMhu+DvYPRfXGawxijTi+j0GvpHsDYimMaW0Yy2fr2M4PBMnrbUb/Q94l/f/hMi1qR JVI2sOt6UJgd+ZiDgffL8ekFlFSbvV0oo4EbChzGx4f9GRdb25HMsYhqlCwG5lrLq9biZkxWOiqY 22YiTra2kYMu1l1tQD30/bPm3wwYN0x18gb45AdQl1tp5j/sFB2T0FQ7R0nTNEV3j6o9feQzro1i OWA14Fm+Q8a1a8+Bvu/d/dMb2JY5uiPbhG/ktn4cqGU/er3pcvwCAAD//wMAUEsDBBQABgAIAAAA IQBiqm/qDgIAAFwEAAAOAAAAZHJzL2Uyb0RvYy54bWysVFGL2zAMfh/sPxi/r0kLu5XQ9BhXbgyO 28F17Nl1nCbMsTzJbdp/P9lp0u72NpYHI1ufpU/65KzuT50VR4PUgivlfJZLYZyGqnX7Un7fPn5Y SkFBuUpZcKaUZ0Pyfv3+3ar3hVlAA7YyKDiIo6L3pWxC8EWWkW5Mp2gG3jh21oCdCrzFfVah6jl6 Z7NFnt9lPWDlEbQh4tPN4JTrFL+ujQ7f6ppMELaUzC2kFdO6i2u2Xqlij8o3rb7QUP/AolOt46RT qI0KShyw/StU12oEgjrMNHQZ1HWrTaqBq5nnb6p5bZQ3qRZuDvmpTfT/wurn46t/wUid/BPon8Qd yXpPxeSJG7pgTjV2EcvExSl18Tx10ZyC0Hx4t/y4zHNutmbffPEpNTlTxXhXHyh8MZDiqOMThUGD arRUM1r65EYTWcmooU0aBilYQ5SCNdwNGnoV4r1ILpqivxKJZx0czRaSN7xhztSuXutuUVMpY5WM HRBsxDTcq8FIqdm+Lc66yCJ2IE+zQWDb6rG1NtIg3O8eLIqjipOZvlgIh/gD5pHCRlEz4JLrArPu ItSgTVRpB9X5BUXP41xK+nVQaKSwXx3PS5z90cDR2I0GBvsA6YWkDnHO7emHQi9i+lIGlvYZxmlU xaharH3CxpsOPh8C1G2UNA3RwOiy4RFOBV6eW3wjt/uEuv4U1r8BAAD//wMAUEsDBBQABgAIAAAA IQA3m78m3gAAAAkBAAAPAAAAZHJzL2Rvd25yZXYueG1sTI9BT8JAEIXvJP6HzZB4g22bAFq7JcTg xUYTUA/ehu7QNnRnm+4ClV/v9qTH+d7Lm/ey9WBacaHeNZYVxPMIBHFpdcOVgs+Pl9kDCOeRNbaW ScEPOVjnd5MMU22vvKPL3lcihLBLUUHtfZdK6cqaDLq57YiDdrS9QR/OvpK6x2sIN61MomgpDTYc PtTY0XNN5Wl/NgrwfXkr3PbVbDe3r+T79FZgrAul7qfD5gmEp8H/mWGsH6pDHjod7Jm1E62CVRKm +MAXKxCjHi9GchjJI8g8k/8X5L8AAAD//wMAUEsBAi0AFAAGAAgAAAAhALaDOJL+AAAA4QEAABMA AAAAAAAAAAAAAAAAAAAAAFtDb250ZW50X1R5cGVzXS54bWxQSwECLQAUAAYACAAAACEAOP0h/9YA AACUAQAACwAAAAAAAAAAAAAAAAAvAQAAX3JlbHMvLnJlbHNQSwECLQAUAAYACAAAACEAYqpv6g4C AABcBAAADgAAAAAAAAAAAAAAAAAuAgAAZHJzL2Uyb0RvYy54bWxQSwECLQAUAAYACAAAACEAN5u/ Jt4AAAAJAQAADwAAAAAAAAAAAAAAAABoBAAAZHJzL2Rvd25yZXYueG1sUEsFBgAAAAAEAAQA8wAA AHMFAAAAAA== " path="m,l6858000,e" filled="f" strokeweight="1pt">
+            <w:pict w14:anchorId="2CC4982B">
+              <v:shape id="Graphic 4" style="position:absolute;margin-left:36pt;margin-top:7.85pt;width:540pt;height:.1pt;z-index:15730176;visibility:visible;mso-wrap-style:square;mso-wrap-distance-left:0;mso-wrap-distance-top:0;mso-wrap-distance-right:0;mso-wrap-distance-bottom:0;mso-position-horizontal:absolute;mso-position-horizontal-relative:page;mso-position-vertical:absolute;mso-position-vertical-relative:text;v-text-anchor:top" coordsize="6858000,1270" o:spid="_x0000_s1026" filled="f" strokeweight="1pt" path="m,l6858000,e" o:gfxdata="UEsDBBQABgAIAAAAIQC2gziS/gAAAOEBAAATAAAAW0NvbnRlbnRfVHlwZXNdLnhtbJSRQU7DMBBF 90jcwfIWJU67QAgl6YK0S0CoHGBkTxKLZGx5TGhvj5O2G0SRWNoz/78nu9wcxkFMGNg6quQqL6RA 0s5Y6ir5vt9lD1JwBDIwOMJKHpHlpr69KfdHjyxSmriSfYz+USnWPY7AufNIadK6MEJMx9ApD/oD OlTrorhX2lFEilmcO2RdNtjC5xDF9pCuTyYBB5bi6bQ4syoJ3g9WQ0ymaiLzg5KdCXlKLjvcW893 SUOqXwnz5DrgnHtJTxOsQfEKIT7DmDSUCaxw7Rqn8787ZsmRM9e2VmPeBN4uqYvTtW7jvijg9N/y JsXecLq0q+WD6m8AAAD//wMAUEsDBBQABgAIAAAAIQA4/SH/1gAAAJQBAAALAAAAX3JlbHMvLnJl bHOkkMFqwzAMhu+DvYPRfXGawxijTi+j0GvpHsDYimMaW0Yy2fr2M4PBMnrbUb/Q94l/f/hMi1qR JVI2sOt6UJgd+ZiDgffL8ekFlFSbvV0oo4EbChzGx4f9GRdb25HMsYhqlCwG5lrLq9biZkxWOiqY 22YiTra2kYMu1l1tQD30/bPm3wwYN0x18gb45AdQl1tp5j/sFB2T0FQ7R0nTNEV3j6o9feQzro1i OWA14Fm+Q8a1a8+Bvu/d/dMb2JY5uiPbhG/ktn4cqGU/er3pcvwCAAD//wMAUEsDBBQABgAIAAAA IQBiqm/qDgIAAFwEAAAOAAAAZHJzL2Uyb0RvYy54bWysVFGL2zAMfh/sPxi/r0kLu5XQ9BhXbgyO 28F17Nl1nCbMsTzJbdp/P9lp0u72NpYHI1ufpU/65KzuT50VR4PUgivlfJZLYZyGqnX7Un7fPn5Y SkFBuUpZcKaUZ0Pyfv3+3ar3hVlAA7YyKDiIo6L3pWxC8EWWkW5Mp2gG3jh21oCdCrzFfVah6jl6 Z7NFnt9lPWDlEbQh4tPN4JTrFL+ujQ7f6ppMELaUzC2kFdO6i2u2Xqlij8o3rb7QUP/AolOt46RT qI0KShyw/StU12oEgjrMNHQZ1HWrTaqBq5nnb6p5bZQ3qRZuDvmpTfT/wurn46t/wUid/BPon8Qd yXpPxeSJG7pgTjV2EcvExSl18Tx10ZyC0Hx4t/y4zHNutmbffPEpNTlTxXhXHyh8MZDiqOMThUGD arRUM1r65EYTWcmooU0aBilYQ5SCNdwNGnoV4r1ILpqivxKJZx0czRaSN7xhztSuXutuUVMpY5WM HRBsxDTcq8FIqdm+Lc66yCJ2IE+zQWDb6rG1NtIg3O8eLIqjipOZvlgIh/gD5pHCRlEz4JLrArPu ItSgTVRpB9X5BUXP41xK+nVQaKSwXx3PS5z90cDR2I0GBvsA6YWkDnHO7emHQi9i+lIGlvYZxmlU xaharH3CxpsOPh8C1G2UNA3RwOiy4RFOBV6eW3wjt/uEuv4U1r8BAAD//wMAUEsDBBQABgAIAAAA IQA3m78m3gAAAAkBAAAPAAAAZHJzL2Rvd25yZXYueG1sTI9BT8JAEIXvJP6HzZB4g22bAFq7JcTg xUYTUA/ehu7QNnRnm+4ClV/v9qTH+d7Lm/ey9WBacaHeNZYVxPMIBHFpdcOVgs+Pl9kDCOeRNbaW ScEPOVjnd5MMU22vvKPL3lcihLBLUUHtfZdK6cqaDLq57YiDdrS9QR/OvpK6x2sIN61MomgpDTYc PtTY0XNN5Wl/NgrwfXkr3PbVbDe3r+T79FZgrAul7qfD5gmEp8H/mWGsH6pDHjod7Jm1E62CVRKm +MAXKxCjHi9GchjJI8g8k/8X5L8AAAD//wMAUEsBAi0AFAAGAAgAAAAhALaDOJL+AAAA4QEAABMA AAAAAAAAAAAAAAAAAAAAAFtDb250ZW50X1R5cGVzXS54bWxQSwECLQAUAAYACAAAACEAOP0h/9YA AACUAQAACwAAAAAAAAAAAAAAAAAvAQAAX3JlbHMvLnJlbHNQSwECLQAUAAYACAAAACEAYqpv6g4C AABcBAAADgAAAAAAAAAAAAAAAAAuAgAAZHJzL2Uyb0RvYy54bWxQSwECLQAUAAYACAAAACEAN5u/ Jt4AAAAJAQAADwAAAAAAAAAAAAAAAABoBAAAZHJzL2Rvd25yZXYueG1sUEsFBgAAAAAEAAQA8wAA AHMFAAAAAA== " w14:anchorId="210CF18F">
                 <v:path arrowok="t"/>
                 <w10:wrap anchorx="page"/>
               </v:shape>
@@ -1527,52 +1462,65 @@
       </w:r>
       <w:r>
         <w:rPr>
-          <w:b/>
-          <w:sz w:val="21"/>
+          <w:b w:val="1"/>
+          <w:bCs w:val="1"/>
+          <w:sz w:val="21"/>
+          <w:szCs w:val="21"/>
         </w:rPr>
         <w:t>University</w:t>
       </w:r>
       <w:r>
         <w:rPr>
-          <w:b/>
+          <w:b w:val="1"/>
+          <w:bCs w:val="1"/>
           <w:spacing w:val="-1"/>
           <w:sz w:val="21"/>
-        </w:rPr>
-        <w:t xml:space="preserve"> </w:t>
-      </w:r>
-      <w:r>
-        <w:rPr>
-          <w:b/>
-          <w:sz w:val="21"/>
+          <w:szCs w:val="21"/>
+        </w:rPr>
+        <w:t xml:space="preserve"> </w:t>
+      </w:r>
+      <w:r>
+        <w:rPr>
+          <w:b w:val="1"/>
+          <w:bCs w:val="1"/>
+          <w:sz w:val="21"/>
+          <w:szCs w:val="21"/>
         </w:rPr>
         <w:t>of</w:t>
       </w:r>
       <w:r>
         <w:rPr>
-          <w:b/>
+          <w:b w:val="1"/>
+          <w:bCs w:val="1"/>
           <w:spacing w:val="-1"/>
           <w:sz w:val="21"/>
-        </w:rPr>
-        <w:t xml:space="preserve"> </w:t>
-      </w:r>
-      <w:r>
-        <w:rPr>
-          <w:b/>
-          <w:sz w:val="21"/>
+          <w:szCs w:val="21"/>
+        </w:rPr>
+        <w:t xml:space="preserve"> </w:t>
+      </w:r>
+      <w:r>
+        <w:rPr>
+          <w:b w:val="1"/>
+          <w:bCs w:val="1"/>
+          <w:sz w:val="21"/>
+          <w:szCs w:val="21"/>
         </w:rPr>
         <w:t>Florida</w:t>
       </w:r>
       <w:r>
         <w:rPr>
-          <w:b/>
+          <w:b w:val="1"/>
+          <w:bCs w:val="1"/>
           <w:spacing w:val="-1"/>
           <w:sz w:val="21"/>
-        </w:rPr>
-        <w:t xml:space="preserve"> </w:t>
-      </w:r>
-      <w:r>
-        <w:rPr>
-          <w:sz w:val="21"/>
+          <w:szCs w:val="21"/>
+        </w:rPr>
+        <w:t xml:space="preserve"> </w:t>
+      </w:r>
+      <w:r>
+        <w:rPr>
+          <w:sz w:val="21"/>
+          <w:szCs w:val="21"/>
         </w:rPr>
         <w:t>–</w:t>
       </w:r>
@@ -1580,12 +1528,14 @@
         <w:rPr>
           <w:spacing w:val="-1"/>
           <w:sz w:val="21"/>
-        </w:rPr>
-        <w:t xml:space="preserve"> </w:t>
-      </w:r>
-      <w:r>
-        <w:rPr>
-          <w:sz w:val="21"/>
+          <w:szCs w:val="21"/>
+        </w:rPr>
+        <w:t xml:space="preserve"> </w:t>
+      </w:r>
+      <w:r>
+        <w:rPr>
+          <w:sz w:val="21"/>
+          <w:szCs w:val="21"/>
         </w:rPr>
         <w:t>Bachelor</w:t>
       </w:r>
@@ -1593,12 +1543,14 @@
         <w:rPr>
           <w:spacing w:val="-1"/>
           <w:sz w:val="21"/>
-        </w:rPr>
-        <w:t xml:space="preserve"> </w:t>
-      </w:r>
-      <w:r>
-        <w:rPr>
-          <w:sz w:val="21"/>
+          <w:szCs w:val="21"/>
+        </w:rPr>
+        <w:t xml:space="preserve"> </w:t>
+      </w:r>
+      <w:r>
+        <w:rPr>
+          <w:sz w:val="21"/>
+          <w:szCs w:val="21"/>
         </w:rPr>
         <w:t>of</w:t>
       </w:r>
@@ -1606,12 +1558,14 @@
         <w:rPr>
           <w:spacing w:val="-1"/>
           <w:sz w:val="21"/>
-        </w:rPr>
-        <w:t xml:space="preserve"> </w:t>
-      </w:r>
-      <w:r>
-        <w:rPr>
-          <w:sz w:val="21"/>
+          <w:szCs w:val="21"/>
+        </w:rPr>
+        <w:t xml:space="preserve"> </w:t>
+      </w:r>
+      <w:r>
+        <w:rPr>
+          <w:sz w:val="21"/>
+          <w:szCs w:val="21"/>
         </w:rPr>
         <w:t>Science</w:t>
       </w:r>
@@ -1619,12 +1573,14 @@
         <w:rPr>
           <w:spacing w:val="-1"/>
           <w:sz w:val="21"/>
-        </w:rPr>
-        <w:t xml:space="preserve"> </w:t>
-      </w:r>
-      <w:r>
-        <w:rPr>
-          <w:sz w:val="21"/>
+          <w:szCs w:val="21"/>
+        </w:rPr>
+        <w:t xml:space="preserve"> </w:t>
+      </w:r>
+      <w:r>
+        <w:rPr>
+          <w:sz w:val="21"/>
+          <w:szCs w:val="21"/>
         </w:rPr>
         <w:t>in</w:t>
       </w:r>
@@ -1632,12 +1588,14 @@
         <w:rPr>
           <w:spacing w:val="-1"/>
           <w:sz w:val="21"/>
-        </w:rPr>
-        <w:t xml:space="preserve"> </w:t>
-      </w:r>
-      <w:r>
-        <w:rPr>
-          <w:sz w:val="21"/>
+          <w:szCs w:val="21"/>
+        </w:rPr>
+        <w:t xml:space="preserve"> </w:t>
+      </w:r>
+      <w:r>
+        <w:rPr>
+          <w:sz w:val="21"/>
+          <w:szCs w:val="21"/>
         </w:rPr>
         <w:t xml:space="preserve">Computer </w:t>
       </w:r>
@@ -1645,25 +1603,22 @@
         <w:rPr>
           <w:spacing w:val="-2"/>
           <w:sz w:val="21"/>
+          <w:szCs w:val="21"/>
         </w:rPr>
         <w:t>Science</w:t>
       </w:r>
       <w:r>
         <w:rPr>
           <w:sz w:val="21"/>
-        </w:rPr>
-        <w:t xml:space="preserve">                                                                            Graduated </w:t>
-      </w:r>
-      <w:r>
-        <w:rPr>
-          <w:sz w:val="21"/>
-        </w:rPr>
-        <w:t>May</w:t>
+          <w:szCs w:val="21"/>
+        </w:rPr>
+        <w:t xml:space="preserve">                                                                            Graduated May</w:t>
       </w:r>
       <w:r>
         <w:rPr>
           <w:spacing w:val="-4"/>
           <w:sz w:val="21"/>
+          <w:szCs w:val="21"/>
         </w:rPr>
         <w:t xml:space="preserve"> 2022</w:t>
       </w:r>
@@ -1678,7 +1633,7 @@
         <w:tabs>
           <w:tab w:val="left" w:pos="720"/>
         </w:tabs>
-        <w:spacing w:line="360" w:lineRule="auto"/>
+        <w:spacing/>
         <w:ind w:right="981"/>
         <w:rPr>
           <w:b/>
@@ -1838,7 +1793,7 @@
     </w:p>
     <w:sectPr>
       <w:type w:val="continuous"/>
-      <w:pgSz w:w="12240" w:h="15840"/>
+      <w:pgSz w:w="12240" w:h="15840" w:orient="portrait"/>
       <w:pgMar w:top="600" w:right="720" w:bottom="280" w:left="720" w:header="720" w:footer="720" w:gutter="0"/>
       <w:cols w:space="720"/>
     </w:sectPr>
@@ -1860,7 +1815,7 @@
         <w:ind w:left="270" w:hanging="270"/>
       </w:pPr>
       <w:rPr>
-        <w:rFonts w:ascii="Arial" w:eastAsia="Arial" w:hAnsi="Arial" w:cs="Arial" w:hint="default"/>
+        <w:rFonts w:hint="default" w:ascii="Arial" w:hAnsi="Arial" w:eastAsia="Arial" w:cs="Arial"/>
         <w:b w:val="0"/>
         <w:bCs w:val="0"/>
         <w:i w:val="0"/>
@@ -1880,7 +1835,7 @@
         <w:ind w:left="720" w:hanging="360"/>
       </w:pPr>
       <w:rPr>
-        <w:rFonts w:ascii="Arial" w:eastAsia="Arial" w:hAnsi="Arial" w:cs="Arial" w:hint="default"/>
+        <w:rFonts w:hint="default" w:ascii="Arial" w:hAnsi="Arial" w:eastAsia="Arial" w:cs="Arial"/>
         <w:b/>
         <w:bCs/>
         <w:i w:val="0"/>
@@ -1993,7 +1948,7 @@
         <w:ind w:left="720" w:hanging="360"/>
       </w:pPr>
       <w:rPr>
-        <w:rFonts w:ascii="Symbol" w:hAnsi="Symbol" w:hint="default"/>
+        <w:rFonts w:hint="default" w:ascii="Symbol" w:hAnsi="Symbol"/>
         <w:sz w:val="20"/>
       </w:rPr>
     </w:lvl>
@@ -2009,7 +1964,7 @@
         <w:ind w:left="1440" w:hanging="360"/>
       </w:pPr>
       <w:rPr>
-        <w:rFonts w:ascii="Courier New" w:hAnsi="Courier New" w:hint="default"/>
+        <w:rFonts w:hint="default" w:ascii="Courier New" w:hAnsi="Courier New"/>
         <w:sz w:val="20"/>
       </w:rPr>
     </w:lvl>
@@ -2025,7 +1980,7 @@
         <w:ind w:left="2160" w:hanging="360"/>
       </w:pPr>
       <w:rPr>
-        <w:rFonts w:ascii="Wingdings" w:hAnsi="Wingdings" w:hint="default"/>
+        <w:rFonts w:hint="default" w:ascii="Wingdings" w:hAnsi="Wingdings"/>
         <w:sz w:val="20"/>
       </w:rPr>
     </w:lvl>
@@ -2041,7 +1996,7 @@
         <w:ind w:left="2880" w:hanging="360"/>
       </w:pPr>
       <w:rPr>
-        <w:rFonts w:ascii="Wingdings" w:hAnsi="Wingdings" w:hint="default"/>
+        <w:rFonts w:hint="default" w:ascii="Wingdings" w:hAnsi="Wingdings"/>
         <w:sz w:val="20"/>
       </w:rPr>
     </w:lvl>
@@ -2057,7 +2012,7 @@
         <w:ind w:left="3600" w:hanging="360"/>
       </w:pPr>
       <w:rPr>
-        <w:rFonts w:ascii="Wingdings" w:hAnsi="Wingdings" w:hint="default"/>
+        <w:rFonts w:hint="default" w:ascii="Wingdings" w:hAnsi="Wingdings"/>
         <w:sz w:val="20"/>
       </w:rPr>
     </w:lvl>
@@ -2073,7 +2028,7 @@
         <w:ind w:left="4320" w:hanging="360"/>
       </w:pPr>
       <w:rPr>
-        <w:rFonts w:ascii="Wingdings" w:hAnsi="Wingdings" w:hint="default"/>
+        <w:rFonts w:hint="default" w:ascii="Wingdings" w:hAnsi="Wingdings"/>
         <w:sz w:val="20"/>
       </w:rPr>
     </w:lvl>
@@ -2089,7 +2044,7 @@
         <w:ind w:left="5040" w:hanging="360"/>
       </w:pPr>
       <w:rPr>
-        <w:rFonts w:ascii="Wingdings" w:hAnsi="Wingdings" w:hint="default"/>
+        <w:rFonts w:hint="default" w:ascii="Wingdings" w:hAnsi="Wingdings"/>
         <w:sz w:val="20"/>
       </w:rPr>
     </w:lvl>
@@ -2105,7 +2060,7 @@
         <w:ind w:left="5760" w:hanging="360"/>
       </w:pPr>
       <w:rPr>
-        <w:rFonts w:ascii="Wingdings" w:hAnsi="Wingdings" w:hint="default"/>
+        <w:rFonts w:hint="default" w:ascii="Wingdings" w:hAnsi="Wingdings"/>
         <w:sz w:val="20"/>
       </w:rPr>
     </w:lvl>
@@ -2121,7 +2076,7 @@
         <w:ind w:left="6480" w:hanging="360"/>
       </w:pPr>
       <w:rPr>
-        <w:rFonts w:ascii="Wingdings" w:hAnsi="Wingdings" w:hint="default"/>
+        <w:rFonts w:hint="default" w:ascii="Wingdings" w:hAnsi="Wingdings"/>
         <w:sz w:val="20"/>
       </w:rPr>
     </w:lvl>
@@ -2136,11 +2091,11 @@
 </file>
 
 <file path=word/styles.xml><?xml version="1.0" encoding="utf-8"?>
-<w:styles xmlns:mc="http://schemas.openxmlformats.org/markup-compatibility/2006" xmlns:r="http://schemas.openxmlformats.org/officeDocument/2006/relationships" xmlns:w="http://schemas.openxmlformats.org/wordprocessingml/2006/main" xmlns:w14="http://schemas.microsoft.com/office/word/2010/wordml" xmlns:w15="http://schemas.microsoft.com/office/word/2012/wordml" xmlns:w16cex="http://schemas.microsoft.com/office/word/2018/wordml/cex" xmlns:w16cid="http://schemas.microsoft.com/office/word/2016/wordml/cid" xmlns:w16="http://schemas.microsoft.com/office/word/2018/wordml" xmlns:w16du="http://schemas.microsoft.com/office/word/2023/wordml/word16du" xmlns:w16sdtdh="http://schemas.microsoft.com/office/word/2020/wordml/sdtdatahash" xmlns:w16sdtfl="http://schemas.microsoft.com/office/word/2024/wordml/sdtformatlock" xmlns:w16se="http://schemas.microsoft.com/office/word/2015/wordml/symex" mc:Ignorable="w14 w15 w16se w16cid w16 w16cex w16sdtdh w16sdtfl w16du">
+<w:styles xmlns:wp14="http://schemas.microsoft.com/office/word/2010/wordprocessingDrawing" xmlns:mc="http://schemas.openxmlformats.org/markup-compatibility/2006" xmlns:r="http://schemas.openxmlformats.org/officeDocument/2006/relationships" xmlns:w="http://schemas.openxmlformats.org/wordprocessingml/2006/main" xmlns:w14="http://schemas.microsoft.com/office/word/2010/wordml" xmlns:w15="http://schemas.microsoft.com/office/word/2012/wordml" xmlns:w16cex="http://schemas.microsoft.com/office/word/2018/wordml/cex" xmlns:w16cid="http://schemas.microsoft.com/office/word/2016/wordml/cid" xmlns:w16="http://schemas.microsoft.com/office/word/2018/wordml" xmlns:w16du="http://schemas.microsoft.com/office/word/2023/wordml/word16du" xmlns:w16sdtdh="http://schemas.microsoft.com/office/word/2020/wordml/sdtdatahash" xmlns:w16sdtfl="http://schemas.microsoft.com/office/word/2024/wordml/sdtformatlock" xmlns:w16se="http://schemas.microsoft.com/office/word/2015/wordml/symex" mc:Ignorable="w14 w15 w16se w16cid w16 w16cex w16sdtdh w16sdtfl w16du wp14">
   <w:docDefaults>
     <w:rPrDefault>
       <w:rPr>
-        <w:rFonts w:asciiTheme="minorHAnsi" w:eastAsiaTheme="minorHAnsi" w:hAnsiTheme="minorHAnsi" w:cstheme="minorBidi"/>
+        <w:rFonts w:asciiTheme="minorHAnsi" w:hAnsiTheme="minorHAnsi" w:eastAsiaTheme="minorHAnsi" w:cstheme="minorBidi"/>
         <w:sz w:val="22"/>
         <w:szCs w:val="22"/>
         <w:lang w:val="en-US" w:eastAsia="en-US" w:bidi="ar-SA"/>
@@ -2157,14 +2112,14 @@
   <w:latentStyles w:defLockedState="0" w:defUIPriority="99" w:defSemiHidden="0" w:defUnhideWhenUsed="0" w:defQFormat="0" w:count="376">
     <w:lsdException w:name="Normal" w:uiPriority="0" w:qFormat="1"/>
     <w:lsdException w:name="heading 1" w:uiPriority="9" w:qFormat="1"/>
-    <w:lsdException w:name="heading 2" w:semiHidden="1" w:uiPriority="9" w:unhideWhenUsed="1" w:qFormat="1"/>
-    <w:lsdException w:name="heading 3" w:semiHidden="1" w:uiPriority="9" w:unhideWhenUsed="1" w:qFormat="1"/>
-    <w:lsdException w:name="heading 4" w:semiHidden="1" w:uiPriority="9" w:unhideWhenUsed="1" w:qFormat="1"/>
-    <w:lsdException w:name="heading 5" w:semiHidden="1" w:uiPriority="9" w:unhideWhenUsed="1" w:qFormat="1"/>
-    <w:lsdException w:name="heading 6" w:semiHidden="1" w:uiPriority="9" w:unhideWhenUsed="1" w:qFormat="1"/>
-    <w:lsdException w:name="heading 7" w:semiHidden="1" w:uiPriority="9" w:unhideWhenUsed="1" w:qFormat="1"/>
-    <w:lsdException w:name="heading 8" w:semiHidden="1" w:uiPriority="9" w:unhideWhenUsed="1" w:qFormat="1"/>
-    <w:lsdException w:name="heading 9" w:semiHidden="1" w:uiPriority="9" w:unhideWhenUsed="1" w:qFormat="1"/>
+    <w:lsdException w:name="heading 2" w:uiPriority="9" w:semiHidden="1" w:unhideWhenUsed="1" w:qFormat="1"/>
+    <w:lsdException w:name="heading 3" w:uiPriority="9" w:semiHidden="1" w:unhideWhenUsed="1" w:qFormat="1"/>
+    <w:lsdException w:name="heading 4" w:uiPriority="9" w:semiHidden="1" w:unhideWhenUsed="1" w:qFormat="1"/>
+    <w:lsdException w:name="heading 5" w:uiPriority="9" w:semiHidden="1" w:unhideWhenUsed="1" w:qFormat="1"/>
+    <w:lsdException w:name="heading 6" w:uiPriority="9" w:semiHidden="1" w:unhideWhenUsed="1" w:qFormat="1"/>
+    <w:lsdException w:name="heading 7" w:uiPriority="9" w:semiHidden="1" w:unhideWhenUsed="1" w:qFormat="1"/>
+    <w:lsdException w:name="heading 8" w:uiPriority="9" w:semiHidden="1" w:unhideWhenUsed="1" w:qFormat="1"/>
+    <w:lsdException w:name="heading 9" w:uiPriority="9" w:semiHidden="1" w:unhideWhenUsed="1" w:qFormat="1"/>
     <w:lsdException w:name="index 1" w:semiHidden="1" w:unhideWhenUsed="1"/>
     <w:lsdException w:name="index 2" w:semiHidden="1" w:unhideWhenUsed="1"/>
     <w:lsdException w:name="index 3" w:semiHidden="1" w:unhideWhenUsed="1"/>
@@ -2174,22 +2129,22 @@
     <w:lsdException w:name="index 7" w:semiHidden="1" w:unhideWhenUsed="1"/>
     <w:lsdException w:name="index 8" w:semiHidden="1" w:unhideWhenUsed="1"/>
     <w:lsdException w:name="index 9" w:semiHidden="1" w:unhideWhenUsed="1"/>
-    <w:lsdException w:name="toc 1" w:semiHidden="1" w:uiPriority="39" w:unhideWhenUsed="1"/>
-    <w:lsdException w:name="toc 2" w:semiHidden="1" w:uiPriority="39" w:unhideWhenUsed="1"/>
-    <w:lsdException w:name="toc 3" w:semiHidden="1" w:uiPriority="39" w:unhideWhenUsed="1"/>
-    <w:lsdException w:name="toc 4" w:semiHidden="1" w:uiPriority="39" w:unhideWhenUsed="1"/>
-    <w:lsdException w:name="toc 5" w:semiHidden="1" w:uiPriority="39" w:unhideWhenUsed="1"/>
-    <w:lsdException w:name="toc 6" w:semiHidden="1" w:uiPriority="39" w:unhideWhenUsed="1"/>
-    <w:lsdException w:name="toc 7" w:semiHidden="1" w:uiPriority="39" w:unhideWhenUsed="1"/>
-    <w:lsdException w:name="toc 8" w:semiHidden="1" w:uiPriority="39" w:unhideWhenUsed="1"/>
-    <w:lsdException w:name="toc 9" w:semiHidden="1" w:uiPriority="39" w:unhideWhenUsed="1"/>
+    <w:lsdException w:name="toc 1" w:uiPriority="39" w:semiHidden="1" w:unhideWhenUsed="1"/>
+    <w:lsdException w:name="toc 2" w:uiPriority="39" w:semiHidden="1" w:unhideWhenUsed="1"/>
+    <w:lsdException w:name="toc 3" w:uiPriority="39" w:semiHidden="1" w:unhideWhenUsed="1"/>
+    <w:lsdException w:name="toc 4" w:uiPriority="39" w:semiHidden="1" w:unhideWhenUsed="1"/>
+    <w:lsdException w:name="toc 5" w:uiPriority="39" w:semiHidden="1" w:unhideWhenUsed="1"/>
+    <w:lsdException w:name="toc 6" w:uiPriority="39" w:semiHidden="1" w:unhideWhenUsed="1"/>
+    <w:lsdException w:name="toc 7" w:uiPriority="39" w:semiHidden="1" w:unhideWhenUsed="1"/>
+    <w:lsdException w:name="toc 8" w:uiPriority="39" w:semiHidden="1" w:unhideWhenUsed="1"/>
+    <w:lsdException w:name="toc 9" w:uiPriority="39" w:semiHidden="1" w:unhideWhenUsed="1"/>
     <w:lsdException w:name="Normal Indent" w:semiHidden="1" w:unhideWhenUsed="1"/>
     <w:lsdException w:name="footnote text" w:semiHidden="1" w:unhideWhenUsed="1"/>
     <w:lsdException w:name="annotation text" w:semiHidden="1" w:unhideWhenUsed="1"/>
     <w:lsdException w:name="header" w:semiHidden="1" w:unhideWhenUsed="1"/>
     <w:lsdException w:name="footer" w:semiHidden="1" w:unhideWhenUsed="1"/>
     <w:lsdException w:name="index heading" w:semiHidden="1" w:unhideWhenUsed="1"/>
-    <w:lsdException w:name="caption" w:semiHidden="1" w:uiPriority="35" w:unhideWhenUsed="1" w:qFormat="1"/>
+    <w:lsdException w:name="caption" w:uiPriority="35" w:semiHidden="1" w:unhideWhenUsed="1" w:qFormat="1"/>
     <w:lsdException w:name="table of figures" w:semiHidden="1" w:unhideWhenUsed="1"/>
     <w:lsdException w:name="envelope address" w:semiHidden="1" w:unhideWhenUsed="1"/>
     <w:lsdException w:name="envelope return" w:semiHidden="1" w:unhideWhenUsed="1"/>
@@ -2220,7 +2175,7 @@
     <w:lsdException w:name="Title" w:uiPriority="10" w:qFormat="1"/>
     <w:lsdException w:name="Closing" w:semiHidden="1" w:unhideWhenUsed="1"/>
     <w:lsdException w:name="Signature" w:semiHidden="1" w:unhideWhenUsed="1"/>
-    <w:lsdException w:name="Default Paragraph Font" w:semiHidden="1" w:uiPriority="1" w:unhideWhenUsed="1"/>
+    <w:lsdException w:name="Default Paragraph Font" w:uiPriority="1" w:semiHidden="1" w:unhideWhenUsed="1"/>
     <w:lsdException w:name="Body Text" w:semiHidden="1" w:unhideWhenUsed="1"/>
     <w:lsdException w:name="Body Text Indent" w:semiHidden="1" w:unhideWhenUsed="1"/>
     <w:lsdException w:name="List Continue" w:semiHidden="1" w:unhideWhenUsed="1"/>
@@ -2420,8 +2375,8 @@
     <w:lsdException w:name="Subtle Reference" w:uiPriority="31" w:qFormat="1"/>
     <w:lsdException w:name="Intense Reference" w:uiPriority="32" w:qFormat="1"/>
     <w:lsdException w:name="Book Title" w:uiPriority="33" w:qFormat="1"/>
-    <w:lsdException w:name="Bibliography" w:semiHidden="1" w:uiPriority="37" w:unhideWhenUsed="1"/>
-    <w:lsdException w:name="TOC Heading" w:semiHidden="1" w:uiPriority="39" w:unhideWhenUsed="1" w:qFormat="1"/>
+    <w:lsdException w:name="Bibliography" w:uiPriority="37" w:semiHidden="1" w:unhideWhenUsed="1"/>
+    <w:lsdException w:name="TOC Heading" w:uiPriority="39" w:semiHidden="1" w:unhideWhenUsed="1" w:qFormat="1"/>
     <w:lsdException w:name="Plain Table 1" w:uiPriority="41"/>
     <w:lsdException w:name="Plain Table 2" w:uiPriority="42"/>
     <w:lsdException w:name="Plain Table 3" w:uiPriority="43"/>
@@ -2532,11 +2487,11 @@
     <w:lsdException w:name="Unresolved Mention" w:semiHidden="1" w:unhideWhenUsed="1"/>
     <w:lsdException w:name="Smart Link" w:semiHidden="1" w:unhideWhenUsed="1"/>
   </w:latentStyles>
-  <w:style w:type="paragraph" w:default="1" w:styleId="Normal">
+  <w:style w:type="paragraph" w:styleId="Normal" w:default="1">
     <w:name w:val="Normal"/>
     <w:qFormat/>
     <w:rPr>
-      <w:rFonts w:ascii="Calibri" w:eastAsia="Calibri" w:hAnsi="Calibri" w:cs="Calibri"/>
+      <w:rFonts w:ascii="Calibri" w:hAnsi="Calibri" w:eastAsia="Calibri" w:cs="Calibri"/>
     </w:rPr>
   </w:style>
   <w:style w:type="paragraph" w:styleId="Heading1">
@@ -2553,13 +2508,13 @@
       <w:szCs w:val="25"/>
     </w:rPr>
   </w:style>
-  <w:style w:type="character" w:default="1" w:styleId="DefaultParagraphFont">
+  <w:style w:type="character" w:styleId="DefaultParagraphFont" w:default="1">
     <w:name w:val="Default Paragraph Font"/>
     <w:uiPriority w:val="1"/>
     <w:semiHidden/>
     <w:unhideWhenUsed/>
   </w:style>
-  <w:style w:type="table" w:default="1" w:styleId="TableNormal">
+  <w:style w:type="table" w:styleId="TableNormal" w:default="1">
     <w:name w:val="Normal Table"/>
     <w:uiPriority w:val="99"/>
     <w:semiHidden/>
@@ -2574,7 +2529,7 @@
       </w:tblCellMar>
     </w:tblPr>
   </w:style>
-  <w:style w:type="numbering" w:default="1" w:styleId="NoList">
+  <w:style w:type="numbering" w:styleId="NoList" w:default="1">
     <w:name w:val="No List"/>
     <w:uiPriority w:val="99"/>
     <w:semiHidden/>
@@ -2604,13 +2559,13 @@
       <w:ind w:left="269" w:hanging="269"/>
     </w:pPr>
   </w:style>
-  <w:style w:type="paragraph" w:customStyle="1" w:styleId="TableParagraph">
+  <w:style w:type="paragraph" w:styleId="TableParagraph" w:customStyle="1">
     <w:name w:val="Table Paragraph"/>
     <w:basedOn w:val="Normal"/>
     <w:uiPriority w:val="1"/>
     <w:qFormat/>
   </w:style>
-  <w:style w:type="paragraph" w:customStyle="1" w:styleId="font-claude-response-body">
+  <w:style w:type="paragraph" w:styleId="font-claude-response-body" w:customStyle="1">
     <w:name w:val="font-claude-response-body"/>
     <w:basedOn w:val="Normal"/>
     <w:rsid w:val="00E10FA7"/>
@@ -2621,7 +2576,7 @@
       <w:spacing w:before="100" w:beforeAutospacing="1" w:after="100" w:afterAutospacing="1"/>
     </w:pPr>
     <w:rPr>
-      <w:rFonts w:ascii="Times New Roman" w:eastAsia="Times New Roman" w:hAnsi="Times New Roman" w:cs="Times New Roman"/>
+      <w:rFonts w:ascii="Times New Roman" w:hAnsi="Times New Roman" w:eastAsia="Times New Roman" w:cs="Times New Roman"/>
       <w:sz w:val="24"/>
       <w:szCs w:val="24"/>
     </w:rPr>
@@ -2648,7 +2603,7 @@
       <w:u w:val="single"/>
     </w:rPr>
   </w:style>
-  <w:style w:type="paragraph" w:customStyle="1" w:styleId="whitespace-normal">
+  <w:style w:type="paragraph" w:styleId="whitespace-normal" w:customStyle="1">
     <w:name w:val="whitespace-normal"/>
     <w:basedOn w:val="Normal"/>
     <w:rsid w:val="00E10FA7"/>
@@ -2659,7 +2614,7 @@
       <w:spacing w:before="100" w:beforeAutospacing="1" w:after="100" w:afterAutospacing="1"/>
     </w:pPr>
     <w:rPr>
-      <w:rFonts w:ascii="Times New Roman" w:eastAsia="Times New Roman" w:hAnsi="Times New Roman" w:cs="Times New Roman"/>
+      <w:rFonts w:ascii="Times New Roman" w:hAnsi="Times New Roman" w:eastAsia="Times New Roman" w:cs="Times New Roman"/>
       <w:sz w:val="24"/>
       <w:szCs w:val="24"/>
     </w:rPr>

--- a/Paolo Fiol Resume 2026.docx
+++ b/Paolo Fiol Resume 2026.docx
@@ -157,7 +157,7 @@
           <w:sz w:val="21"/>
         </w:rPr>
         <w:tab/>
-        <w:t>Aug 2026 - Sep 2026</w:t>
+        <w:t>Jun 2026 - Sep 2026</w:t>
       </w:r>
     </w:p>
     <w:p>
